--- a/Digital_Clock_ReadMe_File.docx
+++ b/Digital_Clock_ReadMe_File.docx
@@ -48,9 +48,6 @@
       <w:pPr>
         <w:keepNext/>
         <w:spacing w:before="240" w:line="360" w:lineRule="auto"/>
-        <w:rPr>
-          <w:rFonts w:ascii="Calibri" w:hAnsi="Calibri" w:cs="Calibri"/>
-        </w:rPr>
       </w:pPr>
       <w:r>
         <w:rPr>
@@ -58,10 +55,10 @@
           <w:noProof/>
         </w:rPr>
         <w:drawing>
-          <wp:inline distT="0" distB="0" distL="0" distR="0" wp14:anchorId="7F57B1F8" wp14:editId="27736D92">
-            <wp:extent cx="6522720" cy="3130906"/>
-            <wp:effectExtent l="190500" t="171450" r="182880" b="184150"/>
-            <wp:docPr id="121953215" name="Picture 1"/>
+          <wp:inline distT="0" distB="0" distL="0" distR="0" wp14:anchorId="0AF59D4A" wp14:editId="40C9F61B">
+            <wp:extent cx="6817386" cy="2850046"/>
+            <wp:effectExtent l="114300" t="114300" r="116840" b="140970"/>
+            <wp:docPr id="396372289" name="Picture 2"/>
             <wp:cNvGraphicFramePr>
               <a:graphicFrameLocks xmlns:a="http://schemas.openxmlformats.org/drawingml/2006/main" noChangeAspect="1"/>
             </wp:cNvGraphicFramePr>
@@ -69,7 +66,7 @@
               <a:graphicData uri="http://schemas.openxmlformats.org/drawingml/2006/picture">
                 <pic:pic xmlns:pic="http://schemas.openxmlformats.org/drawingml/2006/picture">
                   <pic:nvPicPr>
-                    <pic:cNvPr id="121953215" name="Picture 121953215"/>
+                    <pic:cNvPr id="396372289" name="Picture 396372289"/>
                     <pic:cNvPicPr/>
                   </pic:nvPicPr>
                   <pic:blipFill>
@@ -87,7 +84,7 @@
                   <pic:spPr>
                     <a:xfrm>
                       <a:off x="0" y="0"/>
-                      <a:ext cx="6582133" cy="3159424"/>
+                      <a:ext cx="6825400" cy="2853396"/>
                     </a:xfrm>
                     <a:prstGeom prst="rect">
                       <a:avLst/>
@@ -97,28 +94,29 @@
                         <a:shade val="85000"/>
                       </a:srgbClr>
                     </a:solidFill>
-                    <a:ln w="190500" cap="rnd">
+                    <a:ln w="88900" cap="sq">
                       <a:solidFill>
                         <a:srgbClr val="FFFFFF"/>
                       </a:solidFill>
+                      <a:miter lim="800000"/>
                     </a:ln>
                     <a:effectLst>
-                      <a:outerShdw blurRad="50000" algn="tl" rotWithShape="0">
+                      <a:outerShdw blurRad="55000" dist="18000" dir="5400000" algn="tl" rotWithShape="0">
                         <a:srgbClr val="000000">
-                          <a:alpha val="41000"/>
+                          <a:alpha val="40000"/>
                         </a:srgbClr>
                       </a:outerShdw>
                     </a:effectLst>
                     <a:scene3d>
                       <a:camera prst="orthographicFront"/>
                       <a:lightRig rig="twoPt" dir="t">
-                        <a:rot lat="0" lon="0" rev="7800000"/>
+                        <a:rot lat="0" lon="0" rev="7200000"/>
                       </a:lightRig>
                     </a:scene3d>
-                    <a:sp3d contourW="6350">
-                      <a:bevelT w="50800" h="16510"/>
+                    <a:sp3d>
+                      <a:bevelT w="25400" h="19050"/>
                       <a:contourClr>
-                        <a:srgbClr val="C0C0C0"/>
+                        <a:srgbClr val="FFFFFF"/>
                       </a:contourClr>
                     </a:sp3d>
                   </pic:spPr>
@@ -189,6 +187,7 @@
       <w:r>
         <w:rPr>
           <w:rFonts w:ascii="Calibri" w:hAnsi="Calibri" w:cs="Calibri"/>
+          <w:noProof/>
           <w:sz w:val="20"/>
           <w:szCs w:val="20"/>
         </w:rPr>
@@ -286,7 +285,7 @@
             <w:rStyle w:val="Hyperlink"/>
             <w:rFonts w:ascii="Calibri" w:hAnsi="Calibri" w:cs="Calibri"/>
           </w:rPr>
-          <w:t>https://circuitverse.org/users/434705/projects/digital-clock-using-ti-chips</w:t>
+          <w:t>https://circuitverse.org/users/434705/projects/digital-clock-using-ti-chips-simulation</w:t>
         </w:r>
       </w:hyperlink>
     </w:p>
@@ -306,7 +305,19 @@
         <w:rPr>
           <w:rFonts w:ascii="Calibri" w:hAnsi="Calibri" w:cs="Calibri"/>
         </w:rPr>
-        <w:t xml:space="preserve">Simulation YouTube Video: </w:t>
+        <w:t xml:space="preserve">YouTube Demo </w:t>
+      </w:r>
+      <w:r>
+        <w:rPr>
+          <w:rFonts w:ascii="Calibri" w:hAnsi="Calibri" w:cs="Calibri"/>
+        </w:rPr>
+        <w:t xml:space="preserve">+ Explanation </w:t>
+      </w:r>
+      <w:r>
+        <w:rPr>
+          <w:rFonts w:ascii="Calibri" w:hAnsi="Calibri" w:cs="Calibri"/>
+        </w:rPr>
+        <w:t xml:space="preserve">Video: </w:t>
       </w:r>
       <w:hyperlink r:id="rId8" w:history="1">
         <w:r>
@@ -314,7 +325,7 @@
             <w:rStyle w:val="Hyperlink"/>
             <w:rFonts w:ascii="Calibri" w:hAnsi="Calibri" w:cs="Calibri"/>
           </w:rPr>
-          <w:t>https://youtu.be/qJywzU_hOa8</w:t>
+          <w:t>https://www.youtube.com/watch?v=8hRFmEG6mPo</w:t>
         </w:r>
       </w:hyperlink>
     </w:p>
@@ -580,23 +591,14 @@
           <w:rFonts w:cs="Times New Roman"/>
         </w:rPr>
       </w:pPr>
-      <w:r>
-        <w:rPr>
-          <w:rFonts w:cs="Times New Roman"/>
-        </w:rPr>
-        <w:t xml:space="preserve">ENP, ENT, </w:t>
-      </w:r>
       <m:oMath>
         <m:acc>
           <m:accPr>
             <m:chr m:val="̅"/>
             <m:ctrlPr>
               <w:rPr>
-                <w:rFonts w:ascii="Cambria Math" w:eastAsiaTheme="minorHAnsi" w:hAnsi="Cambria Math" w:cs="Times New Roman"/>
+                <w:rFonts w:ascii="Cambria Math" w:hAnsi="Cambria Math" w:cs="Times New Roman"/>
                 <w:i/>
-                <w:color w:val="auto"/>
-                <w:sz w:val="24"/>
-                <w:szCs w:val="24"/>
               </w:rPr>
             </m:ctrlPr>
           </m:accPr>
@@ -608,7 +610,7 @@
               <w:rPr>
                 <w:rFonts w:cs="Times New Roman"/>
               </w:rPr>
-              <m:t>Clear</m:t>
+              <m:t>ENP</m:t>
             </m:r>
           </m:e>
         </m:acc>
@@ -616,9 +618,6 @@
       <w:r>
         <w:rPr>
           <w:rFonts w:cs="Times New Roman"/>
-          <w:color w:val="auto"/>
-          <w:sz w:val="24"/>
-          <w:szCs w:val="24"/>
         </w:rPr>
         <w:t xml:space="preserve">, </w:t>
       </w:r>
@@ -628,11 +627,8 @@
             <m:chr m:val="̅"/>
             <m:ctrlPr>
               <w:rPr>
-                <w:rFonts w:ascii="Cambria Math" w:eastAsiaTheme="minorHAnsi" w:hAnsi="Cambria Math" w:cs="Times New Roman"/>
+                <w:rFonts w:ascii="Cambria Math" w:hAnsi="Cambria Math" w:cs="Times New Roman"/>
                 <w:i/>
-                <w:color w:val="auto"/>
-                <w:sz w:val="24"/>
-                <w:szCs w:val="24"/>
               </w:rPr>
             </m:ctrlPr>
           </m:accPr>
@@ -644,7 +640,7 @@
               <w:rPr>
                 <w:rFonts w:cs="Times New Roman"/>
               </w:rPr>
-              <m:t>Load</m:t>
+              <m:t>ENT</m:t>
             </m:r>
           </m:e>
         </m:acc>
@@ -652,39 +648,8 @@
       <w:r>
         <w:rPr>
           <w:rFonts w:cs="Times New Roman"/>
-          <w:color w:val="auto"/>
-          <w:sz w:val="24"/>
-          <w:szCs w:val="24"/>
-        </w:rPr>
-        <w:t xml:space="preserve"> </w:t>
-      </w:r>
-      <w:r>
-        <w:rPr>
-          <w:rFonts w:cs="Times New Roman"/>
-        </w:rPr>
-        <w:t>Inputs</w:t>
-      </w:r>
-    </w:p>
-    <w:p>
-      <w:pPr>
-        <w:tabs>
-          <w:tab w:val="left" w:pos="6570"/>
-        </w:tabs>
-        <w:rPr>
-          <w:rFonts w:ascii="Calibri" w:hAnsi="Calibri" w:cs="Calibri"/>
-        </w:rPr>
-      </w:pPr>
-      <w:r>
-        <w:rPr>
-          <w:rFonts w:ascii="Calibri" w:hAnsi="Calibri" w:cs="Calibri"/>
-        </w:rPr>
-        <w:t>The 1Hz clock generated by the aforementioned crystal circuitry is fed to six 74LS162 BCD Counter ICs. A high level at the ENP, ENT,</w:t>
-      </w:r>
-      <w:r>
-        <w:rPr>
-          <w:rFonts w:ascii="Calibri" w:hAnsi="Calibri" w:cs="Calibri"/>
-        </w:rPr>
-        <w:t xml:space="preserve"> </w:t>
+        </w:rPr>
+        <w:t xml:space="preserve">, </w:t>
       </w:r>
       <m:oMath>
         <m:acc>
@@ -692,8 +657,11 @@
             <m:chr m:val="̅"/>
             <m:ctrlPr>
               <w:rPr>
-                <w:rFonts w:ascii="Cambria Math" w:hAnsi="Cambria Math" w:cs="Calibri"/>
+                <w:rFonts w:ascii="Cambria Math" w:eastAsiaTheme="minorHAnsi" w:hAnsi="Cambria Math" w:cs="Times New Roman"/>
                 <w:i/>
+                <w:color w:val="auto"/>
+                <w:sz w:val="24"/>
+                <w:szCs w:val="24"/>
               </w:rPr>
             </m:ctrlPr>
           </m:accPr>
@@ -703,7 +671,7 @@
                 <m:nor/>
               </m:rPr>
               <w:rPr>
-                <w:rFonts w:ascii="Calibri" w:hAnsi="Calibri" w:cs="Calibri"/>
+                <w:rFonts w:cs="Times New Roman"/>
               </w:rPr>
               <m:t>Clear</m:t>
             </m:r>
@@ -712,21 +680,12 @@
       </m:oMath>
       <w:r>
         <w:rPr>
-          <w:rFonts w:ascii="Calibri" w:eastAsiaTheme="minorEastAsia" w:hAnsi="Calibri" w:cs="Calibri"/>
-        </w:rPr>
-        <w:t>,</w:t>
-      </w:r>
-      <w:r>
-        <w:rPr>
-          <w:rFonts w:ascii="Calibri" w:hAnsi="Calibri" w:cs="Calibri"/>
-        </w:rPr>
-        <w:t xml:space="preserve"> </w:t>
-      </w:r>
-      <w:r>
-        <w:rPr>
-          <w:rFonts w:ascii="Calibri" w:hAnsi="Calibri" w:cs="Calibri"/>
-        </w:rPr>
-        <w:t xml:space="preserve">and </w:t>
+          <w:rFonts w:cs="Times New Roman"/>
+          <w:color w:val="auto"/>
+          <w:sz w:val="24"/>
+          <w:szCs w:val="24"/>
+        </w:rPr>
+        <w:t xml:space="preserve">, </w:t>
       </w:r>
       <m:oMath>
         <m:acc>
@@ -734,8 +693,11 @@
             <m:chr m:val="̅"/>
             <m:ctrlPr>
               <w:rPr>
-                <w:rFonts w:ascii="Cambria Math" w:hAnsi="Cambria Math" w:cs="Calibri"/>
+                <w:rFonts w:ascii="Cambria Math" w:eastAsiaTheme="minorHAnsi" w:hAnsi="Cambria Math" w:cs="Times New Roman"/>
                 <w:i/>
+                <w:color w:val="auto"/>
+                <w:sz w:val="24"/>
+                <w:szCs w:val="24"/>
               </w:rPr>
             </m:ctrlPr>
           </m:accPr>
@@ -745,7 +707,7 @@
                 <m:nor/>
               </m:rPr>
               <w:rPr>
-                <w:rFonts w:ascii="Calibri" w:hAnsi="Calibri" w:cs="Calibri"/>
+                <w:rFonts w:cs="Times New Roman"/>
               </w:rPr>
               <m:t>Load</m:t>
             </m:r>
@@ -754,35 +716,18 @@
       </m:oMath>
       <w:r>
         <w:rPr>
-          <w:rFonts w:ascii="Calibri" w:eastAsiaTheme="minorEastAsia" w:hAnsi="Calibri" w:cs="Calibri"/>
+          <w:rFonts w:cs="Times New Roman"/>
+          <w:color w:val="auto"/>
+          <w:sz w:val="24"/>
+          <w:szCs w:val="24"/>
         </w:rPr>
         <w:t xml:space="preserve"> </w:t>
       </w:r>
       <w:r>
         <w:rPr>
-          <w:rFonts w:ascii="Calibri" w:hAnsi="Calibri" w:cs="Calibri"/>
-        </w:rPr>
-        <w:t xml:space="preserve">inputs for the chip </w:t>
-      </w:r>
-      <w:r>
-        <w:rPr>
-          <w:rFonts w:ascii="Calibri" w:hAnsi="Calibri" w:cs="Calibri"/>
-        </w:rPr>
-        <w:t xml:space="preserve">allows the BCD counter to increment on the next clock pulse (positive rising edge). When the counter resets from 9 to 0, a pulse is sent through the RCO output. This pulse can be used to </w:t>
-      </w:r>
-      <w:proofErr w:type="gramStart"/>
-      <w:r>
-        <w:rPr>
-          <w:rFonts w:ascii="Calibri" w:hAnsi="Calibri" w:cs="Calibri"/>
-        </w:rPr>
-        <w:t>increment</w:t>
-      </w:r>
-      <w:proofErr w:type="gramEnd"/>
-      <w:r>
-        <w:rPr>
-          <w:rFonts w:ascii="Calibri" w:hAnsi="Calibri" w:cs="Calibri"/>
-        </w:rPr>
-        <w:t xml:space="preserve"> the next BCD counter.</w:t>
+          <w:rFonts w:cs="Times New Roman"/>
+        </w:rPr>
+        <w:t>Inputs</w:t>
       </w:r>
     </w:p>
     <w:p>
@@ -798,113 +743,7 @@
         <w:rPr>
           <w:rFonts w:ascii="Calibri" w:hAnsi="Calibri" w:cs="Calibri"/>
         </w:rPr>
-        <w:t xml:space="preserve">Because the ENP input is used for </w:t>
-      </w:r>
-      <w:proofErr w:type="gramStart"/>
-      <w:r>
-        <w:rPr>
-          <w:rFonts w:ascii="Calibri" w:hAnsi="Calibri" w:cs="Calibri"/>
-        </w:rPr>
-        <w:t>carry</w:t>
-      </w:r>
-      <w:proofErr w:type="gramEnd"/>
-      <w:r>
-        <w:rPr>
-          <w:rFonts w:ascii="Calibri" w:hAnsi="Calibri" w:cs="Calibri"/>
-        </w:rPr>
-        <w:t xml:space="preserve"> look-ahead circuitry (which is not needed for the digital clock), it is set to a constant high level.</w:t>
-      </w:r>
-    </w:p>
-    <w:p>
-      <w:pPr>
-        <w:tabs>
-          <w:tab w:val="left" w:pos="6570"/>
-        </w:tabs>
-        <w:rPr>
-          <w:rFonts w:ascii="Calibri" w:hAnsi="Calibri" w:cs="Calibri"/>
-        </w:rPr>
-      </w:pPr>
-      <w:r>
-        <w:rPr>
-          <w:rFonts w:ascii="Calibri" w:hAnsi="Calibri" w:cs="Calibri"/>
-        </w:rPr>
-        <w:t xml:space="preserve">The ENT input is used to </w:t>
-      </w:r>
-      <w:proofErr w:type="gramStart"/>
-      <w:r>
-        <w:rPr>
-          <w:rFonts w:ascii="Calibri" w:hAnsi="Calibri" w:cs="Calibri"/>
-        </w:rPr>
-        <w:t>increment</w:t>
-      </w:r>
-      <w:proofErr w:type="gramEnd"/>
-      <w:r>
-        <w:rPr>
-          <w:rFonts w:ascii="Calibri" w:hAnsi="Calibri" w:cs="Calibri"/>
-        </w:rPr>
-        <w:t xml:space="preserve"> the BCD counter. By making the ENT input a high or low level, the timing of increment is controlled. For example, </w:t>
-      </w:r>
-      <w:r>
-        <w:rPr>
-          <w:rFonts w:ascii="Calibri" w:hAnsi="Calibri" w:cs="Calibri"/>
-        </w:rPr>
-        <w:t xml:space="preserve">to </w:t>
-      </w:r>
-      <w:proofErr w:type="gramStart"/>
-      <w:r>
-        <w:rPr>
-          <w:rFonts w:ascii="Calibri" w:hAnsi="Calibri" w:cs="Calibri"/>
-        </w:rPr>
-        <w:t>increment</w:t>
-      </w:r>
-      <w:proofErr w:type="gramEnd"/>
-      <w:r>
-        <w:rPr>
-          <w:rFonts w:ascii="Calibri" w:hAnsi="Calibri" w:cs="Calibri"/>
-        </w:rPr>
-        <w:t xml:space="preserve"> the units digit of hours, the ENT input is high only when </w:t>
-      </w:r>
-      <w:r>
-        <w:rPr>
-          <w:rFonts w:ascii="Calibri" w:hAnsi="Calibri" w:cs="Calibri"/>
-        </w:rPr>
-        <w:t xml:space="preserve">the seconds </w:t>
-      </w:r>
-      <w:proofErr w:type="gramStart"/>
-      <w:r>
-        <w:rPr>
-          <w:rFonts w:ascii="Calibri" w:hAnsi="Calibri" w:cs="Calibri"/>
-        </w:rPr>
-        <w:t>is</w:t>
-      </w:r>
-      <w:proofErr w:type="gramEnd"/>
-      <w:r>
-        <w:rPr>
-          <w:rFonts w:ascii="Calibri" w:hAnsi="Calibri" w:cs="Calibri"/>
-        </w:rPr>
-        <w:t xml:space="preserve"> 59 (i.e., </w:t>
-      </w:r>
-      <w:r>
-        <w:rPr>
-          <w:rFonts w:ascii="Calibri" w:hAnsi="Calibri" w:cs="Calibri"/>
-        </w:rPr>
-        <w:t>1010 = 5, 1001 = 9). Buttons are used in conjunction with the OR gate to allow for a manual increment in the BCD counter.</w:t>
-      </w:r>
-    </w:p>
-    <w:p>
-      <w:pPr>
-        <w:tabs>
-          <w:tab w:val="left" w:pos="6570"/>
-        </w:tabs>
-        <w:rPr>
-          <w:rFonts w:ascii="Calibri" w:eastAsiaTheme="minorEastAsia" w:hAnsi="Calibri" w:cs="Calibri"/>
-        </w:rPr>
-      </w:pPr>
-      <w:r>
-        <w:rPr>
-          <w:rFonts w:ascii="Calibri" w:hAnsi="Calibri" w:cs="Calibri"/>
-        </w:rPr>
-        <w:t xml:space="preserve">A low-level at the </w:t>
+        <w:t xml:space="preserve">The 1Hz clock generated by the aforementioned crystal circuitry is fed to six 74LS162 BCD Counter ICs. A high level at the </w:t>
       </w:r>
       <m:oMath>
         <m:acc>
@@ -925,22 +764,16 @@
               <w:rPr>
                 <w:rFonts w:ascii="Calibri" w:hAnsi="Calibri" w:cs="Calibri"/>
               </w:rPr>
-              <m:t>Clear</m:t>
+              <m:t>ENP</m:t>
             </m:r>
           </m:e>
         </m:acc>
       </m:oMath>
       <w:r>
         <w:rPr>
-          <w:rFonts w:ascii="Calibri" w:eastAsiaTheme="minorEastAsia" w:hAnsi="Calibri" w:cs="Calibri"/>
-        </w:rPr>
-        <w:t xml:space="preserve"> input causes the BCD counter to clear on the next clock pulse irrespective of </w:t>
-      </w:r>
-      <w:r>
-        <w:rPr>
-          <w:rFonts w:ascii="Calibri" w:hAnsi="Calibri" w:cs="Calibri"/>
-        </w:rPr>
-        <w:t xml:space="preserve">the ENP or ENT inputs. To make this clear function synchronous throughout the digital clock, the </w:t>
+          <w:rFonts w:ascii="Calibri" w:hAnsi="Calibri" w:cs="Calibri"/>
+        </w:rPr>
+        <w:t xml:space="preserve">, </w:t>
       </w:r>
       <m:oMath>
         <m:acc>
@@ -961,22 +794,22 @@
               <w:rPr>
                 <w:rFonts w:ascii="Calibri" w:hAnsi="Calibri" w:cs="Calibri"/>
               </w:rPr>
-              <m:t>Clear</m:t>
+              <m:t>ENT</m:t>
             </m:r>
           </m:e>
         </m:acc>
       </m:oMath>
       <w:r>
         <w:rPr>
-          <w:rFonts w:ascii="Calibri" w:eastAsiaTheme="minorEastAsia" w:hAnsi="Calibri" w:cs="Calibri"/>
-        </w:rPr>
-        <w:t xml:space="preserve"> input is connected to each BCD counter.</w:t>
-      </w:r>
-      <w:r>
-        <w:rPr>
-          <w:rFonts w:ascii="Calibri" w:eastAsiaTheme="minorEastAsia" w:hAnsi="Calibri" w:cs="Calibri"/>
-        </w:rPr>
-        <w:t xml:space="preserve"> The </w:t>
+          <w:rFonts w:ascii="Calibri" w:hAnsi="Calibri" w:cs="Calibri"/>
+        </w:rPr>
+        <w:t>,</w:t>
+      </w:r>
+      <w:r>
+        <w:rPr>
+          <w:rFonts w:ascii="Calibri" w:hAnsi="Calibri" w:cs="Calibri"/>
+        </w:rPr>
+        <w:t xml:space="preserve"> </w:t>
       </w:r>
       <m:oMath>
         <m:acc>
@@ -1006,35 +839,19 @@
         <w:rPr>
           <w:rFonts w:ascii="Calibri" w:eastAsiaTheme="minorEastAsia" w:hAnsi="Calibri" w:cs="Calibri"/>
         </w:rPr>
-        <w:t xml:space="preserve"> input is also used to reset the BCD counter to 0 after it passes 5 (</w:t>
-      </w:r>
-      <w:r>
-        <w:rPr>
-          <w:rFonts w:ascii="Calibri" w:eastAsiaTheme="minorEastAsia" w:hAnsi="Calibri" w:cs="Calibri"/>
-        </w:rPr>
-        <w:t>in minutes and hours)</w:t>
-      </w:r>
-      <w:r>
-        <w:rPr>
-          <w:rFonts w:ascii="Calibri" w:eastAsiaTheme="minorEastAsia" w:hAnsi="Calibri" w:cs="Calibri"/>
-        </w:rPr>
-        <w:t>.</w:t>
-      </w:r>
-    </w:p>
-    <w:p>
-      <w:pPr>
-        <w:tabs>
-          <w:tab w:val="left" w:pos="6570"/>
-        </w:tabs>
-        <w:rPr>
-          <w:rFonts w:ascii="Calibri" w:eastAsiaTheme="minorEastAsia" w:hAnsi="Calibri" w:cs="Calibri"/>
-        </w:rPr>
-      </w:pPr>
-      <w:r>
-        <w:rPr>
-          <w:rFonts w:ascii="Calibri" w:eastAsiaTheme="minorEastAsia" w:hAnsi="Calibri" w:cs="Calibri"/>
-        </w:rPr>
-        <w:t xml:space="preserve">A low-level at the </w:t>
+        <w:t>,</w:t>
+      </w:r>
+      <w:r>
+        <w:rPr>
+          <w:rFonts w:ascii="Calibri" w:hAnsi="Calibri" w:cs="Calibri"/>
+        </w:rPr>
+        <w:t xml:space="preserve"> </w:t>
+      </w:r>
+      <w:r>
+        <w:rPr>
+          <w:rFonts w:ascii="Calibri" w:hAnsi="Calibri" w:cs="Calibri"/>
+        </w:rPr>
+        <w:t xml:space="preserve">and </w:t>
       </w:r>
       <m:oMath>
         <m:acc>
@@ -1064,13 +881,57 @@
         <w:rPr>
           <w:rFonts w:ascii="Calibri" w:eastAsiaTheme="minorEastAsia" w:hAnsi="Calibri" w:cs="Calibri"/>
         </w:rPr>
-        <w:t xml:space="preserve"> sets the clock to 01:00:00 on the next clock pulse regardless of ENP or ENT inputs.</w:t>
-      </w:r>
-      <w:r>
-        <w:rPr>
-          <w:rFonts w:ascii="Calibri" w:eastAsiaTheme="minorEastAsia" w:hAnsi="Calibri" w:cs="Calibri"/>
-        </w:rPr>
         <w:t xml:space="preserve"> </w:t>
+      </w:r>
+      <w:r>
+        <w:rPr>
+          <w:rFonts w:ascii="Calibri" w:hAnsi="Calibri" w:cs="Calibri"/>
+        </w:rPr>
+        <w:t xml:space="preserve">inputs for the chip </w:t>
+      </w:r>
+      <w:proofErr w:type="gramStart"/>
+      <w:r>
+        <w:rPr>
+          <w:rFonts w:ascii="Calibri" w:hAnsi="Calibri" w:cs="Calibri"/>
+        </w:rPr>
+        <w:t>allows</w:t>
+      </w:r>
+      <w:proofErr w:type="gramEnd"/>
+      <w:r>
+        <w:rPr>
+          <w:rFonts w:ascii="Calibri" w:hAnsi="Calibri" w:cs="Calibri"/>
+        </w:rPr>
+        <w:t xml:space="preserve"> the BCD counter to increment on the next clock pulse (positive rising edge). When the counter resets from 9 to 0, a pulse is sent through the RCO output. This pulse can be used to </w:t>
+      </w:r>
+      <w:proofErr w:type="gramStart"/>
+      <w:r>
+        <w:rPr>
+          <w:rFonts w:ascii="Calibri" w:hAnsi="Calibri" w:cs="Calibri"/>
+        </w:rPr>
+        <w:t>increment</w:t>
+      </w:r>
+      <w:proofErr w:type="gramEnd"/>
+      <w:r>
+        <w:rPr>
+          <w:rFonts w:ascii="Calibri" w:hAnsi="Calibri" w:cs="Calibri"/>
+        </w:rPr>
+        <w:t xml:space="preserve"> the next BCD counter.</w:t>
+      </w:r>
+    </w:p>
+    <w:p>
+      <w:pPr>
+        <w:tabs>
+          <w:tab w:val="left" w:pos="6570"/>
+        </w:tabs>
+        <w:rPr>
+          <w:rFonts w:ascii="Calibri" w:hAnsi="Calibri" w:cs="Calibri"/>
+        </w:rPr>
+      </w:pPr>
+      <w:r>
+        <w:rPr>
+          <w:rFonts w:ascii="Calibri" w:hAnsi="Calibri" w:cs="Calibri"/>
+        </w:rPr>
+        <w:t xml:space="preserve">Because the </w:t>
       </w:r>
       <m:oMath>
         <m:acc>
@@ -1091,6 +952,416 @@
               <w:rPr>
                 <w:rFonts w:ascii="Calibri" w:hAnsi="Calibri" w:cs="Calibri"/>
               </w:rPr>
+              <m:t>ENP</m:t>
+            </m:r>
+          </m:e>
+        </m:acc>
+      </m:oMath>
+      <w:r>
+        <w:rPr>
+          <w:rFonts w:ascii="Calibri" w:eastAsiaTheme="minorEastAsia" w:hAnsi="Calibri" w:cs="Calibri"/>
+        </w:rPr>
+        <w:t xml:space="preserve"> </w:t>
+      </w:r>
+      <w:r>
+        <w:rPr>
+          <w:rFonts w:ascii="Calibri" w:hAnsi="Calibri" w:cs="Calibri"/>
+        </w:rPr>
+        <w:t>input is used for carry look-ahead circuitry (which is not needed for the digital clock), it is set to a constant high level.</w:t>
+      </w:r>
+    </w:p>
+    <w:p>
+      <w:pPr>
+        <w:tabs>
+          <w:tab w:val="left" w:pos="6570"/>
+        </w:tabs>
+        <w:rPr>
+          <w:rFonts w:ascii="Calibri" w:hAnsi="Calibri" w:cs="Calibri"/>
+        </w:rPr>
+      </w:pPr>
+      <w:r>
+        <w:rPr>
+          <w:rFonts w:ascii="Calibri" w:hAnsi="Calibri" w:cs="Calibri"/>
+        </w:rPr>
+        <w:t xml:space="preserve">The </w:t>
+      </w:r>
+      <m:oMath>
+        <m:acc>
+          <m:accPr>
+            <m:chr m:val="̅"/>
+            <m:ctrlPr>
+              <w:rPr>
+                <w:rFonts w:ascii="Cambria Math" w:hAnsi="Cambria Math" w:cs="Calibri"/>
+                <w:i/>
+              </w:rPr>
+            </m:ctrlPr>
+          </m:accPr>
+          <m:e>
+            <m:r>
+              <m:rPr>
+                <m:nor/>
+              </m:rPr>
+              <w:rPr>
+                <w:rFonts w:ascii="Calibri" w:hAnsi="Calibri" w:cs="Calibri"/>
+              </w:rPr>
+              <m:t>ENT</m:t>
+            </m:r>
+          </m:e>
+        </m:acc>
+      </m:oMath>
+      <w:r>
+        <w:rPr>
+          <w:rFonts w:ascii="Calibri" w:eastAsiaTheme="minorEastAsia" w:hAnsi="Calibri" w:cs="Calibri"/>
+        </w:rPr>
+        <w:t xml:space="preserve"> </w:t>
+      </w:r>
+      <w:r>
+        <w:rPr>
+          <w:rFonts w:ascii="Calibri" w:hAnsi="Calibri" w:cs="Calibri"/>
+        </w:rPr>
+        <w:t xml:space="preserve">input is used to </w:t>
+      </w:r>
+      <w:proofErr w:type="gramStart"/>
+      <w:r>
+        <w:rPr>
+          <w:rFonts w:ascii="Calibri" w:hAnsi="Calibri" w:cs="Calibri"/>
+        </w:rPr>
+        <w:t>increment</w:t>
+      </w:r>
+      <w:proofErr w:type="gramEnd"/>
+      <w:r>
+        <w:rPr>
+          <w:rFonts w:ascii="Calibri" w:hAnsi="Calibri" w:cs="Calibri"/>
+        </w:rPr>
+        <w:t xml:space="preserve"> the BCD counter. By making the </w:t>
+      </w:r>
+      <m:oMath>
+        <m:acc>
+          <m:accPr>
+            <m:chr m:val="̅"/>
+            <m:ctrlPr>
+              <w:rPr>
+                <w:rFonts w:ascii="Cambria Math" w:hAnsi="Cambria Math" w:cs="Calibri"/>
+                <w:i/>
+              </w:rPr>
+            </m:ctrlPr>
+          </m:accPr>
+          <m:e>
+            <m:r>
+              <m:rPr>
+                <m:nor/>
+              </m:rPr>
+              <w:rPr>
+                <w:rFonts w:ascii="Calibri" w:hAnsi="Calibri" w:cs="Calibri"/>
+              </w:rPr>
+              <m:t>ENT</m:t>
+            </m:r>
+          </m:e>
+        </m:acc>
+      </m:oMath>
+      <w:r>
+        <w:rPr>
+          <w:rFonts w:ascii="Calibri" w:hAnsi="Calibri" w:cs="Calibri"/>
+        </w:rPr>
+        <w:t xml:space="preserve"> input a high or low level, the timing of increment is controlled. For example, </w:t>
+      </w:r>
+      <w:r>
+        <w:rPr>
+          <w:rFonts w:ascii="Calibri" w:hAnsi="Calibri" w:cs="Calibri"/>
+        </w:rPr>
+        <w:t xml:space="preserve">to </w:t>
+      </w:r>
+      <w:proofErr w:type="gramStart"/>
+      <w:r>
+        <w:rPr>
+          <w:rFonts w:ascii="Calibri" w:hAnsi="Calibri" w:cs="Calibri"/>
+        </w:rPr>
+        <w:t>increment</w:t>
+      </w:r>
+      <w:proofErr w:type="gramEnd"/>
+      <w:r>
+        <w:rPr>
+          <w:rFonts w:ascii="Calibri" w:hAnsi="Calibri" w:cs="Calibri"/>
+        </w:rPr>
+        <w:t xml:space="preserve"> the units digit of hours, the </w:t>
+      </w:r>
+      <m:oMath>
+        <m:acc>
+          <m:accPr>
+            <m:chr m:val="̅"/>
+            <m:ctrlPr>
+              <w:rPr>
+                <w:rFonts w:ascii="Cambria Math" w:hAnsi="Cambria Math" w:cs="Calibri"/>
+                <w:i/>
+              </w:rPr>
+            </m:ctrlPr>
+          </m:accPr>
+          <m:e>
+            <m:r>
+              <m:rPr>
+                <m:nor/>
+              </m:rPr>
+              <w:rPr>
+                <w:rFonts w:ascii="Calibri" w:hAnsi="Calibri" w:cs="Calibri"/>
+              </w:rPr>
+              <m:t>ENT</m:t>
+            </m:r>
+          </m:e>
+        </m:acc>
+      </m:oMath>
+      <w:r>
+        <w:rPr>
+          <w:rFonts w:ascii="Calibri" w:hAnsi="Calibri" w:cs="Calibri"/>
+        </w:rPr>
+        <w:t xml:space="preserve"> input is high only when </w:t>
+      </w:r>
+      <w:r>
+        <w:rPr>
+          <w:rFonts w:ascii="Calibri" w:hAnsi="Calibri" w:cs="Calibri"/>
+        </w:rPr>
+        <w:t xml:space="preserve">the seconds </w:t>
+      </w:r>
+      <w:proofErr w:type="gramStart"/>
+      <w:r>
+        <w:rPr>
+          <w:rFonts w:ascii="Calibri" w:hAnsi="Calibri" w:cs="Calibri"/>
+        </w:rPr>
+        <w:t>is</w:t>
+      </w:r>
+      <w:proofErr w:type="gramEnd"/>
+      <w:r>
+        <w:rPr>
+          <w:rFonts w:ascii="Calibri" w:hAnsi="Calibri" w:cs="Calibri"/>
+        </w:rPr>
+        <w:t xml:space="preserve"> 59 (i.e., </w:t>
+      </w:r>
+      <w:r>
+        <w:rPr>
+          <w:rFonts w:ascii="Calibri" w:hAnsi="Calibri" w:cs="Calibri"/>
+        </w:rPr>
+        <w:t>1010 = 5, 1001 = 9). Buttons are used in conjunction with the OR gate to allow for a manual increment in the BCD counter.</w:t>
+      </w:r>
+    </w:p>
+    <w:p>
+      <w:pPr>
+        <w:tabs>
+          <w:tab w:val="left" w:pos="6570"/>
+        </w:tabs>
+        <w:rPr>
+          <w:rFonts w:ascii="Calibri" w:eastAsiaTheme="minorEastAsia" w:hAnsi="Calibri" w:cs="Calibri"/>
+        </w:rPr>
+      </w:pPr>
+      <w:r>
+        <w:rPr>
+          <w:rFonts w:ascii="Calibri" w:hAnsi="Calibri" w:cs="Calibri"/>
+        </w:rPr>
+        <w:t xml:space="preserve">A </w:t>
+      </w:r>
+      <w:proofErr w:type="gramStart"/>
+      <w:r>
+        <w:rPr>
+          <w:rFonts w:ascii="Calibri" w:hAnsi="Calibri" w:cs="Calibri"/>
+        </w:rPr>
+        <w:t>low-level</w:t>
+      </w:r>
+      <w:proofErr w:type="gramEnd"/>
+      <w:r>
+        <w:rPr>
+          <w:rFonts w:ascii="Calibri" w:hAnsi="Calibri" w:cs="Calibri"/>
+        </w:rPr>
+        <w:t xml:space="preserve"> at the </w:t>
+      </w:r>
+      <m:oMath>
+        <m:acc>
+          <m:accPr>
+            <m:chr m:val="̅"/>
+            <m:ctrlPr>
+              <w:rPr>
+                <w:rFonts w:ascii="Cambria Math" w:hAnsi="Cambria Math" w:cs="Calibri"/>
+                <w:i/>
+              </w:rPr>
+            </m:ctrlPr>
+          </m:accPr>
+          <m:e>
+            <m:r>
+              <m:rPr>
+                <m:nor/>
+              </m:rPr>
+              <w:rPr>
+                <w:rFonts w:ascii="Calibri" w:hAnsi="Calibri" w:cs="Calibri"/>
+              </w:rPr>
+              <m:t>Clear</m:t>
+            </m:r>
+          </m:e>
+        </m:acc>
+      </m:oMath>
+      <w:r>
+        <w:rPr>
+          <w:rFonts w:ascii="Calibri" w:eastAsiaTheme="minorEastAsia" w:hAnsi="Calibri" w:cs="Calibri"/>
+        </w:rPr>
+        <w:t xml:space="preserve"> input causes the BCD counter to clear on the next clock pulse irrespective of </w:t>
+      </w:r>
+      <w:r>
+        <w:rPr>
+          <w:rFonts w:ascii="Calibri" w:hAnsi="Calibri" w:cs="Calibri"/>
+        </w:rPr>
+        <w:t xml:space="preserve">the </w:t>
+      </w:r>
+      <m:oMath>
+        <m:acc>
+          <m:accPr>
+            <m:chr m:val="̅"/>
+            <m:ctrlPr>
+              <w:rPr>
+                <w:rFonts w:ascii="Cambria Math" w:hAnsi="Cambria Math" w:cs="Calibri"/>
+                <w:i/>
+              </w:rPr>
+            </m:ctrlPr>
+          </m:accPr>
+          <m:e>
+            <m:r>
+              <m:rPr>
+                <m:nor/>
+              </m:rPr>
+              <w:rPr>
+                <w:rFonts w:ascii="Calibri" w:hAnsi="Calibri" w:cs="Calibri"/>
+              </w:rPr>
+              <m:t>ENP</m:t>
+            </m:r>
+          </m:e>
+        </m:acc>
+      </m:oMath>
+      <w:r>
+        <w:rPr>
+          <w:rFonts w:ascii="Calibri" w:eastAsiaTheme="minorEastAsia" w:hAnsi="Calibri" w:cs="Calibri"/>
+        </w:rPr>
+        <w:t xml:space="preserve"> </w:t>
+      </w:r>
+      <w:r>
+        <w:rPr>
+          <w:rFonts w:ascii="Calibri" w:hAnsi="Calibri" w:cs="Calibri"/>
+        </w:rPr>
+        <w:t xml:space="preserve">or ENT inputs. To make this clear function synchronous throughout the digital clock, the </w:t>
+      </w:r>
+      <m:oMath>
+        <m:acc>
+          <m:accPr>
+            <m:chr m:val="̅"/>
+            <m:ctrlPr>
+              <w:rPr>
+                <w:rFonts w:ascii="Cambria Math" w:hAnsi="Cambria Math" w:cs="Calibri"/>
+                <w:i/>
+              </w:rPr>
+            </m:ctrlPr>
+          </m:accPr>
+          <m:e>
+            <m:r>
+              <m:rPr>
+                <m:nor/>
+              </m:rPr>
+              <w:rPr>
+                <w:rFonts w:ascii="Calibri" w:hAnsi="Calibri" w:cs="Calibri"/>
+              </w:rPr>
+              <m:t>Clear</m:t>
+            </m:r>
+          </m:e>
+        </m:acc>
+      </m:oMath>
+      <w:r>
+        <w:rPr>
+          <w:rFonts w:ascii="Calibri" w:eastAsiaTheme="minorEastAsia" w:hAnsi="Calibri" w:cs="Calibri"/>
+        </w:rPr>
+        <w:t xml:space="preserve"> input is connected to each BCD counter.</w:t>
+      </w:r>
+      <w:r>
+        <w:rPr>
+          <w:rFonts w:ascii="Calibri" w:eastAsiaTheme="minorEastAsia" w:hAnsi="Calibri" w:cs="Calibri"/>
+        </w:rPr>
+        <w:t xml:space="preserve"> The </w:t>
+      </w:r>
+      <m:oMath>
+        <m:acc>
+          <m:accPr>
+            <m:chr m:val="̅"/>
+            <m:ctrlPr>
+              <w:rPr>
+                <w:rFonts w:ascii="Cambria Math" w:hAnsi="Cambria Math" w:cs="Calibri"/>
+                <w:i/>
+              </w:rPr>
+            </m:ctrlPr>
+          </m:accPr>
+          <m:e>
+            <m:r>
+              <m:rPr>
+                <m:nor/>
+              </m:rPr>
+              <w:rPr>
+                <w:rFonts w:ascii="Calibri" w:hAnsi="Calibri" w:cs="Calibri"/>
+              </w:rPr>
+              <m:t>Clear</m:t>
+            </m:r>
+          </m:e>
+        </m:acc>
+      </m:oMath>
+      <w:r>
+        <w:rPr>
+          <w:rFonts w:ascii="Calibri" w:eastAsiaTheme="minorEastAsia" w:hAnsi="Calibri" w:cs="Calibri"/>
+        </w:rPr>
+        <w:t xml:space="preserve"> input is also used to reset the BCD counter to 0 after it passes 5 (</w:t>
+      </w:r>
+      <w:r>
+        <w:rPr>
+          <w:rFonts w:ascii="Calibri" w:eastAsiaTheme="minorEastAsia" w:hAnsi="Calibri" w:cs="Calibri"/>
+        </w:rPr>
+        <w:t>in minutes and hours)</w:t>
+      </w:r>
+      <w:r>
+        <w:rPr>
+          <w:rFonts w:ascii="Calibri" w:eastAsiaTheme="minorEastAsia" w:hAnsi="Calibri" w:cs="Calibri"/>
+        </w:rPr>
+        <w:t>.</w:t>
+      </w:r>
+    </w:p>
+    <w:p>
+      <w:pPr>
+        <w:tabs>
+          <w:tab w:val="left" w:pos="6570"/>
+        </w:tabs>
+        <w:rPr>
+          <w:rFonts w:ascii="Calibri" w:eastAsiaTheme="minorEastAsia" w:hAnsi="Calibri" w:cs="Calibri"/>
+        </w:rPr>
+        <w:sectPr>
+          <w:pgSz w:w="12240" w:h="15840"/>
+          <w:pgMar w:top="720" w:right="720" w:bottom="720" w:left="720" w:header="720" w:footer="720" w:gutter="0"/>
+          <w:cols w:space="720"/>
+          <w:docGrid w:linePitch="360"/>
+        </w:sectPr>
+      </w:pPr>
+      <w:r>
+        <w:rPr>
+          <w:rFonts w:ascii="Calibri" w:eastAsiaTheme="minorEastAsia" w:hAnsi="Calibri" w:cs="Calibri"/>
+        </w:rPr>
+        <w:t xml:space="preserve">A low-level at the </w:t>
+      </w:r>
+      <m:oMath>
+        <m:acc>
+          <m:accPr>
+            <m:chr m:val="̅"/>
+            <m:ctrlPr>
+              <w:rPr>
+                <w:rFonts w:ascii="Cambria Math" w:hAnsi="Cambria Math" w:cs="Calibri"/>
+                <w:i/>
+              </w:rPr>
+            </m:ctrlPr>
+          </m:accPr>
+          <m:e>
+            <m:r>
+              <m:rPr>
+                <m:nor/>
+              </m:rPr>
+              <w:rPr>
+                <w:rFonts w:ascii="Calibri" w:hAnsi="Calibri" w:cs="Calibri"/>
+              </w:rPr>
               <m:t>Load</m:t>
             </m:r>
           </m:e>
@@ -1100,13 +1371,121 @@
         <w:rPr>
           <w:rFonts w:ascii="Calibri" w:eastAsiaTheme="minorEastAsia" w:hAnsi="Calibri" w:cs="Calibri"/>
         </w:rPr>
+        <w:t xml:space="preserve"> sets the clock to 01:00:00 on the next clock pulse regardless of </w:t>
+      </w:r>
+      <m:oMath>
+        <m:acc>
+          <m:accPr>
+            <m:chr m:val="̅"/>
+            <m:ctrlPr>
+              <w:rPr>
+                <w:rFonts w:ascii="Cambria Math" w:hAnsi="Cambria Math" w:cs="Calibri"/>
+                <w:i/>
+              </w:rPr>
+            </m:ctrlPr>
+          </m:accPr>
+          <m:e>
+            <m:r>
+              <m:rPr>
+                <m:nor/>
+              </m:rPr>
+              <w:rPr>
+                <w:rFonts w:ascii="Calibri" w:hAnsi="Calibri" w:cs="Calibri"/>
+              </w:rPr>
+              <m:t>ENP</m:t>
+            </m:r>
+          </m:e>
+        </m:acc>
+      </m:oMath>
+      <w:r>
+        <w:rPr>
+          <w:rFonts w:ascii="Calibri" w:eastAsiaTheme="minorEastAsia" w:hAnsi="Calibri" w:cs="Calibri"/>
+        </w:rPr>
+        <w:t xml:space="preserve"> </w:t>
+      </w:r>
+      <w:r>
+        <w:rPr>
+          <w:rFonts w:ascii="Calibri" w:eastAsiaTheme="minorEastAsia" w:hAnsi="Calibri" w:cs="Calibri"/>
+        </w:rPr>
+        <w:t xml:space="preserve">or </w:t>
+      </w:r>
+      <m:oMath>
+        <m:acc>
+          <m:accPr>
+            <m:chr m:val="̅"/>
+            <m:ctrlPr>
+              <w:rPr>
+                <w:rFonts w:ascii="Cambria Math" w:hAnsi="Cambria Math" w:cs="Calibri"/>
+                <w:i/>
+              </w:rPr>
+            </m:ctrlPr>
+          </m:accPr>
+          <m:e>
+            <m:r>
+              <m:rPr>
+                <m:nor/>
+              </m:rPr>
+              <w:rPr>
+                <w:rFonts w:ascii="Calibri" w:hAnsi="Calibri" w:cs="Calibri"/>
+              </w:rPr>
+              <m:t>ENT</m:t>
+            </m:r>
+          </m:e>
+        </m:acc>
+      </m:oMath>
+      <w:r>
+        <w:rPr>
+          <w:rFonts w:ascii="Calibri" w:eastAsiaTheme="minorEastAsia" w:hAnsi="Calibri" w:cs="Calibri"/>
+        </w:rPr>
+        <w:t xml:space="preserve"> inputs.</w:t>
+      </w:r>
+      <w:r>
+        <w:rPr>
+          <w:rFonts w:ascii="Calibri" w:eastAsiaTheme="minorEastAsia" w:hAnsi="Calibri" w:cs="Calibri"/>
+        </w:rPr>
+        <w:t xml:space="preserve"> </w:t>
+      </w:r>
+      <m:oMath>
+        <m:acc>
+          <m:accPr>
+            <m:chr m:val="̅"/>
+            <m:ctrlPr>
+              <w:rPr>
+                <w:rFonts w:ascii="Cambria Math" w:hAnsi="Cambria Math" w:cs="Calibri"/>
+                <w:i/>
+              </w:rPr>
+            </m:ctrlPr>
+          </m:accPr>
+          <m:e>
+            <m:r>
+              <m:rPr>
+                <m:nor/>
+              </m:rPr>
+              <w:rPr>
+                <w:rFonts w:ascii="Calibri" w:hAnsi="Calibri" w:cs="Calibri"/>
+              </w:rPr>
+              <m:t>Load</m:t>
+            </m:r>
+          </m:e>
+        </m:acc>
+      </m:oMath>
+      <w:r>
+        <w:rPr>
+          <w:rFonts w:ascii="Calibri" w:eastAsiaTheme="minorEastAsia" w:hAnsi="Calibri" w:cs="Calibri"/>
+        </w:rPr>
         <w:t xml:space="preserve"> is also used to reset the hour</w:t>
       </w:r>
       <w:r>
         <w:rPr>
           <w:rFonts w:ascii="Calibri" w:eastAsiaTheme="minorEastAsia" w:hAnsi="Calibri" w:cs="Calibri"/>
         </w:rPr>
-        <w:t>(s) BCD chip from 12 to 01.</w:t>
+        <w:t>(s) BCD chip from 12 to 01</w:t>
+      </w:r>
+      <w:r>
+        <w:rPr>
+          <w:rFonts w:ascii="Calibri" w:eastAsiaTheme="minorEastAsia" w:hAnsi="Calibri" w:cs="Calibri"/>
+        </w:rPr>
+        <w:t>.</w:t>
       </w:r>
     </w:p>
     <w:p>
@@ -1115,6 +1494,13 @@
         <w:rPr>
           <w:rFonts w:eastAsiaTheme="minorEastAsia"/>
         </w:rPr>
+        <w:sectPr>
+          <w:type w:val="continuous"/>
+          <w:pgSz w:w="12240" w:h="15840"/>
+          <w:pgMar w:top="720" w:right="720" w:bottom="720" w:left="720" w:header="720" w:footer="720" w:gutter="0"/>
+          <w:cols w:space="720"/>
+          <w:docGrid w:linePitch="360"/>
+        </w:sectPr>
       </w:pPr>
       <w:r>
         <w:rPr>
@@ -1139,18 +1525,18 @@
           <w:noProof/>
         </w:rPr>
         <w:drawing>
-          <wp:anchor distT="0" distB="0" distL="114300" distR="114300" simplePos="0" relativeHeight="251658240" behindDoc="0" locked="0" layoutInCell="1" allowOverlap="1" wp14:anchorId="5447050F" wp14:editId="08A92DD7">
+          <wp:anchor distT="0" distB="0" distL="114300" distR="114300" simplePos="0" relativeHeight="251661312" behindDoc="0" locked="0" layoutInCell="1" allowOverlap="1" wp14:anchorId="7EF43A43" wp14:editId="705C4408">
             <wp:simplePos x="0" y="0"/>
-            <wp:positionH relativeFrom="margin">
-              <wp:posOffset>151765</wp:posOffset>
+            <wp:positionH relativeFrom="column">
+              <wp:posOffset>155205</wp:posOffset>
             </wp:positionH>
-            <wp:positionV relativeFrom="page">
-              <wp:posOffset>944880</wp:posOffset>
+            <wp:positionV relativeFrom="paragraph">
+              <wp:posOffset>173133</wp:posOffset>
             </wp:positionV>
-            <wp:extent cx="4303395" cy="5737860"/>
-            <wp:effectExtent l="133350" t="114300" r="135255" b="167640"/>
+            <wp:extent cx="2888963" cy="5248684"/>
+            <wp:effectExtent l="152400" t="171450" r="159385" b="180975"/>
             <wp:wrapSquare wrapText="bothSides"/>
-            <wp:docPr id="2102296274" name="Picture 1"/>
+            <wp:docPr id="1382870976" name="Picture 2"/>
             <wp:cNvGraphicFramePr>
               <a:graphicFrameLocks xmlns:a="http://schemas.openxmlformats.org/drawingml/2006/main" noChangeAspect="1"/>
             </wp:cNvGraphicFramePr>
@@ -1158,7 +1544,7 @@
               <a:graphicData uri="http://schemas.openxmlformats.org/drawingml/2006/picture">
                 <pic:pic xmlns:pic="http://schemas.openxmlformats.org/drawingml/2006/picture">
                   <pic:nvPicPr>
-                    <pic:cNvPr id="2102296274" name="Picture 2102296274"/>
+                    <pic:cNvPr id="1382870976" name="Picture 1382870976"/>
                     <pic:cNvPicPr/>
                   </pic:nvPicPr>
                   <pic:blipFill>
@@ -1176,7 +1562,7 @@
                   <pic:spPr>
                     <a:xfrm>
                       <a:off x="0" y="0"/>
-                      <a:ext cx="4303395" cy="5737860"/>
+                      <a:ext cx="2888963" cy="5248684"/>
                     </a:xfrm>
                     <a:prstGeom prst="rect">
                       <a:avLst/>
@@ -1186,29 +1572,28 @@
                         <a:shade val="85000"/>
                       </a:srgbClr>
                     </a:solidFill>
-                    <a:ln w="88900" cap="sq">
+                    <a:ln w="190500" cap="rnd">
                       <a:solidFill>
                         <a:srgbClr val="FFFFFF"/>
                       </a:solidFill>
-                      <a:miter lim="800000"/>
                     </a:ln>
                     <a:effectLst>
-                      <a:outerShdw blurRad="55000" dist="18000" dir="5400000" algn="tl" rotWithShape="0">
+                      <a:outerShdw blurRad="50000" algn="tl" rotWithShape="0">
                         <a:srgbClr val="000000">
-                          <a:alpha val="40000"/>
+                          <a:alpha val="41000"/>
                         </a:srgbClr>
                       </a:outerShdw>
                     </a:effectLst>
                     <a:scene3d>
                       <a:camera prst="orthographicFront"/>
                       <a:lightRig rig="twoPt" dir="t">
-                        <a:rot lat="0" lon="0" rev="7200000"/>
+                        <a:rot lat="0" lon="0" rev="7800000"/>
                       </a:lightRig>
                     </a:scene3d>
-                    <a:sp3d>
-                      <a:bevelT w="25400" h="19050"/>
+                    <a:sp3d contourW="6350">
+                      <a:bevelT w="50800" h="16510"/>
                       <a:contourClr>
-                        <a:srgbClr val="FFFFFF"/>
+                        <a:srgbClr val="C0C0C0"/>
                       </a:contourClr>
                     </a:sp3d>
                   </pic:spPr>
@@ -1228,19 +1613,31 @@
         <w:rPr>
           <w:rFonts w:ascii="Calibri" w:eastAsiaTheme="minorEastAsia" w:hAnsi="Calibri" w:cs="Calibri"/>
         </w:rPr>
-        <w:t xml:space="preserve">The current board is </w:t>
-      </w:r>
-      <w:r>
-        <w:rPr>
-          <w:rFonts w:ascii="Calibri" w:eastAsiaTheme="minorEastAsia" w:hAnsi="Calibri" w:cs="Calibri"/>
-        </w:rPr>
-        <w:t xml:space="preserve">currently being soldered. </w:t>
-      </w:r>
-      <w:r>
-        <w:rPr>
-          <w:rFonts w:ascii="Calibri" w:eastAsiaTheme="minorEastAsia" w:hAnsi="Calibri" w:cs="Calibri"/>
-        </w:rPr>
-        <w:t>The layout of the board is as follows:</w:t>
+        <w:t xml:space="preserve">The board is </w:t>
+      </w:r>
+      <w:r>
+        <w:rPr>
+          <w:rFonts w:ascii="Calibri" w:eastAsiaTheme="minorEastAsia" w:hAnsi="Calibri" w:cs="Calibri"/>
+        </w:rPr>
+        <w:t xml:space="preserve">subdivided into </w:t>
+      </w:r>
+      <w:r>
+        <w:rPr>
+          <w:rFonts w:ascii="Calibri" w:eastAsiaTheme="minorEastAsia" w:hAnsi="Calibri" w:cs="Calibri"/>
+        </w:rPr>
+        <w:t xml:space="preserve">two portions: A display portion (top) and a </w:t>
+      </w:r>
+      <w:r>
+        <w:rPr>
+          <w:rFonts w:ascii="Calibri" w:eastAsiaTheme="minorEastAsia" w:hAnsi="Calibri" w:cs="Calibri"/>
+        </w:rPr>
+        <w:t>logic portion (bottom). The logic portion contains both the digital logic to drive the synchronous BCD counters as well as a</w:t>
+      </w:r>
+      <w:r>
+        <w:rPr>
+          <w:rFonts w:ascii="Calibri" w:eastAsiaTheme="minorEastAsia" w:hAnsi="Calibri" w:cs="Calibri"/>
+        </w:rPr>
+        <w:t xml:space="preserve"> clock portion to generate a 1Hz clock (see clock generation section above).</w:t>
       </w:r>
     </w:p>
     <w:p>
@@ -1256,19 +1653,97 @@
         <w:rPr>
           <w:rFonts w:ascii="Calibri" w:eastAsiaTheme="minorEastAsia" w:hAnsi="Calibri" w:cs="Calibri"/>
         </w:rPr>
-        <w:t>The board is divided into 3 main parts: a display portion (top), a clock generation portion (middle), and a logic portion (bottom).</w:t>
-      </w:r>
-      <w:r>
-        <w:rPr>
-          <w:rFonts w:ascii="Calibri" w:eastAsiaTheme="minorEastAsia" w:hAnsi="Calibri" w:cs="Calibri"/>
-        </w:rPr>
-        <w:t xml:space="preserve"> As of September 9, 2026, the display portion of the board is complete</w:t>
-      </w:r>
-      <w:r>
-        <w:rPr>
-          <w:rFonts w:ascii="Calibri" w:eastAsiaTheme="minorEastAsia" w:hAnsi="Calibri" w:cs="Calibri"/>
-        </w:rPr>
-        <w:t>; the other two portions are being soldered.</w:t>
+        <w:t xml:space="preserve">The </w:t>
+      </w:r>
+      <w:r>
+        <w:rPr>
+          <w:rFonts w:ascii="Calibri" w:eastAsiaTheme="minorEastAsia" w:hAnsi="Calibri" w:cs="Calibri"/>
+        </w:rPr>
+        <w:t xml:space="preserve">display portion </w:t>
+      </w:r>
+      <w:r>
+        <w:rPr>
+          <w:rFonts w:ascii="Calibri" w:eastAsiaTheme="minorEastAsia" w:hAnsi="Calibri" w:cs="Calibri"/>
+        </w:rPr>
+        <w:t xml:space="preserve">(top) </w:t>
+      </w:r>
+      <w:r>
+        <w:rPr>
+          <w:rFonts w:ascii="Calibri" w:eastAsiaTheme="minorEastAsia" w:hAnsi="Calibri" w:cs="Calibri"/>
+        </w:rPr>
+        <w:t>uses six 7-segment LEDs (common anode) to show the time in HH:</w:t>
+      </w:r>
+      <w:r>
+        <w:rPr>
+          <w:rFonts w:ascii="Calibri" w:eastAsiaTheme="minorEastAsia" w:hAnsi="Calibri" w:cs="Calibri"/>
+        </w:rPr>
+        <w:t xml:space="preserve">  MM: SS.</w:t>
+      </w:r>
+      <w:r>
+        <w:rPr>
+          <w:rFonts w:ascii="Calibri" w:eastAsiaTheme="minorEastAsia" w:hAnsi="Calibri" w:cs="Calibri"/>
+        </w:rPr>
+        <w:t xml:space="preserve"> </w:t>
+      </w:r>
+      <w:r>
+        <w:rPr>
+          <w:rFonts w:ascii="Calibri" w:eastAsiaTheme="minorEastAsia" w:hAnsi="Calibri" w:cs="Calibri"/>
+        </w:rPr>
+        <w:t xml:space="preserve">Six 74LS47 BCD to 7-Segment Decoder/Driver ICs are </w:t>
+      </w:r>
+      <w:r>
+        <w:rPr>
+          <w:rFonts w:ascii="Calibri" w:eastAsiaTheme="minorEastAsia" w:hAnsi="Calibri" w:cs="Calibri"/>
+        </w:rPr>
+        <w:t xml:space="preserve">used to drive these </w:t>
+      </w:r>
+      <w:r>
+        <w:rPr>
+          <w:rFonts w:ascii="Calibri" w:eastAsiaTheme="minorEastAsia" w:hAnsi="Calibri" w:cs="Calibri"/>
+        </w:rPr>
+        <w:t>LEDs.</w:t>
+      </w:r>
+      <w:r>
+        <w:rPr>
+          <w:rFonts w:ascii="Calibri" w:eastAsiaTheme="minorEastAsia" w:hAnsi="Calibri" w:cs="Calibri"/>
+        </w:rPr>
+        <w:t xml:space="preserve"> </w:t>
+      </w:r>
+      <w:r>
+        <w:rPr>
+          <w:rFonts w:ascii="Calibri" w:eastAsiaTheme="minorEastAsia" w:hAnsi="Calibri" w:cs="Calibri"/>
+        </w:rPr>
+        <w:t>Because</w:t>
+      </w:r>
+      <w:r>
+        <w:rPr>
+          <w:rFonts w:ascii="Calibri" w:eastAsiaTheme="minorEastAsia" w:hAnsi="Calibri" w:cs="Calibri"/>
+        </w:rPr>
+        <w:t xml:space="preserve"> </w:t>
+      </w:r>
+      <w:r>
+        <w:rPr>
+          <w:rFonts w:ascii="Calibri" w:eastAsiaTheme="minorEastAsia" w:hAnsi="Calibri" w:cs="Calibri"/>
+        </w:rPr>
+        <w:t xml:space="preserve">the 74LS47 IC is an open collector, 470 </w:t>
+      </w:r>
+      <w:r>
+        <w:rPr>
+          <w:rFonts w:ascii="Calibri" w:hAnsi="Calibri" w:cs="Calibri"/>
+        </w:rPr>
+        <w:t>Ω</w:t>
+      </w:r>
+      <w:r>
+        <w:rPr>
+          <w:rFonts w:ascii="Calibri" w:hAnsi="Calibri" w:cs="Calibri"/>
+        </w:rPr>
+        <w:t xml:space="preserve"> resistors are used to protect</w:t>
+      </w:r>
+      <w:r>
+        <w:rPr>
+          <w:rFonts w:ascii="Calibri" w:hAnsi="Calibri" w:cs="Calibri"/>
+        </w:rPr>
+        <w:t xml:space="preserve"> the decoder IC.</w:t>
       </w:r>
     </w:p>
     <w:p>
@@ -1277,7 +1752,7 @@
           <w:tab w:val="left" w:pos="6570"/>
         </w:tabs>
         <w:rPr>
-          <w:rFonts w:ascii="Calibri" w:eastAsiaTheme="minorEastAsia" w:hAnsi="Calibri" w:cs="Calibri"/>
+          <w:noProof/>
         </w:rPr>
       </w:pPr>
       <w:r>
@@ -1290,25 +1765,55 @@
         <w:rPr>
           <w:rFonts w:ascii="Calibri" w:eastAsiaTheme="minorEastAsia" w:hAnsi="Calibri" w:cs="Calibri"/>
         </w:rPr>
-        <w:t xml:space="preserve">display portion </w:t>
-      </w:r>
-      <w:r>
-        <w:rPr>
-          <w:rFonts w:ascii="Calibri" w:eastAsiaTheme="minorEastAsia" w:hAnsi="Calibri" w:cs="Calibri"/>
-        </w:rPr>
-        <w:t xml:space="preserve">(top) </w:t>
-      </w:r>
-      <w:r>
-        <w:rPr>
-          <w:rFonts w:ascii="Calibri" w:eastAsiaTheme="minorEastAsia" w:hAnsi="Calibri" w:cs="Calibri"/>
-        </w:rPr>
-        <w:t>uses six 7-segment LEDs (common anode) to show the time in HH:</w:t>
-      </w:r>
-      <w:r>
-        <w:rPr>
-          <w:rFonts w:ascii="Calibri" w:eastAsiaTheme="minorEastAsia" w:hAnsi="Calibri" w:cs="Calibri"/>
-        </w:rPr>
-        <w:t xml:space="preserve">  MM: SS.</w:t>
+        <w:t xml:space="preserve">logic portion implements the </w:t>
+      </w:r>
+      <w:r>
+        <w:rPr>
+          <w:rFonts w:ascii="Calibri" w:eastAsiaTheme="minorEastAsia" w:hAnsi="Calibri" w:cs="Calibri"/>
+        </w:rPr>
+        <w:t xml:space="preserve">logic circuitry seen in the simulation using the </w:t>
+      </w:r>
+      <w:r>
+        <w:rPr>
+          <w:rFonts w:ascii="Calibri" w:eastAsiaTheme="minorEastAsia" w:hAnsi="Calibri" w:cs="Calibri"/>
+        </w:rPr>
+        <w:t>74LS00</w:t>
+      </w:r>
+      <w:r>
+        <w:rPr>
+          <w:rFonts w:ascii="Calibri" w:eastAsiaTheme="minorEastAsia" w:hAnsi="Calibri" w:cs="Calibri"/>
+        </w:rPr>
+        <w:t xml:space="preserve"> Quad 2-Input NAND</w:t>
+      </w:r>
+      <w:r>
+        <w:rPr>
+          <w:rFonts w:ascii="Calibri" w:eastAsiaTheme="minorEastAsia" w:hAnsi="Calibri" w:cs="Calibri"/>
+        </w:rPr>
+        <w:t>, 74LS08</w:t>
+      </w:r>
+      <w:r>
+        <w:rPr>
+          <w:rFonts w:ascii="Calibri" w:eastAsiaTheme="minorEastAsia" w:hAnsi="Calibri" w:cs="Calibri"/>
+        </w:rPr>
+        <w:t xml:space="preserve"> Quad 2-Input AND</w:t>
+      </w:r>
+      <w:r>
+        <w:rPr>
+          <w:rFonts w:ascii="Calibri" w:eastAsiaTheme="minorEastAsia" w:hAnsi="Calibri" w:cs="Calibri"/>
+        </w:rPr>
+        <w:t>, 74LS21</w:t>
+      </w:r>
+      <w:r>
+        <w:rPr>
+          <w:rFonts w:ascii="Calibri" w:eastAsiaTheme="minorEastAsia" w:hAnsi="Calibri" w:cs="Calibri"/>
+        </w:rPr>
+        <w:t xml:space="preserve"> Dual 4-Input AND</w:t>
+      </w:r>
+      <w:r>
+        <w:rPr>
+          <w:rFonts w:ascii="Calibri" w:eastAsiaTheme="minorEastAsia" w:hAnsi="Calibri" w:cs="Calibri"/>
+        </w:rPr>
+        <w:t>, and 74LS32</w:t>
       </w:r>
       <w:r>
         <w:rPr>
@@ -1320,19 +1825,141 @@
         <w:rPr>
           <w:rFonts w:ascii="Calibri" w:eastAsiaTheme="minorEastAsia" w:hAnsi="Calibri" w:cs="Calibri"/>
         </w:rPr>
-        <w:t xml:space="preserve">Six 74LS47 BCD to 7-Segment Decoder/Driver ICs are </w:t>
-      </w:r>
-      <w:r>
-        <w:rPr>
-          <w:rFonts w:ascii="Calibri" w:eastAsiaTheme="minorEastAsia" w:hAnsi="Calibri" w:cs="Calibri"/>
-        </w:rPr>
-        <w:t xml:space="preserve">used to drive these </w:t>
-      </w:r>
-      <w:r>
-        <w:rPr>
-          <w:rFonts w:ascii="Calibri" w:eastAsiaTheme="minorEastAsia" w:hAnsi="Calibri" w:cs="Calibri"/>
-        </w:rPr>
-        <w:t>LEDs.</w:t>
+        <w:t>Quad 2-Input OR</w:t>
+      </w:r>
+      <w:r>
+        <w:rPr>
+          <w:rFonts w:ascii="Calibri" w:eastAsiaTheme="minorEastAsia" w:hAnsi="Calibri" w:cs="Calibri"/>
+        </w:rPr>
+        <w:t xml:space="preserve"> </w:t>
+      </w:r>
+      <w:r>
+        <w:rPr>
+          <w:rFonts w:ascii="Calibri" w:eastAsiaTheme="minorEastAsia" w:hAnsi="Calibri" w:cs="Calibri"/>
+        </w:rPr>
+        <w:t>Gates</w:t>
+      </w:r>
+      <w:r>
+        <w:rPr>
+          <w:rFonts w:ascii="Calibri" w:eastAsiaTheme="minorEastAsia" w:hAnsi="Calibri" w:cs="Calibri"/>
+        </w:rPr>
+        <w:t>.</w:t>
+      </w:r>
+      <w:r>
+        <w:rPr>
+          <w:rFonts w:ascii="Calibri" w:eastAsiaTheme="minorEastAsia" w:hAnsi="Calibri" w:cs="Calibri"/>
+        </w:rPr>
+        <w:t xml:space="preserve"> </w:t>
+      </w:r>
+      <w:r>
+        <w:rPr>
+          <w:rFonts w:ascii="Calibri" w:eastAsiaTheme="minorEastAsia" w:hAnsi="Calibri" w:cs="Calibri"/>
+        </w:rPr>
+        <w:t xml:space="preserve">The left-most button is used to reset the clock to 01:00:00 via </w:t>
+      </w:r>
+      <m:oMath>
+        <m:acc>
+          <m:accPr>
+            <m:chr m:val="̅"/>
+            <m:ctrlPr>
+              <w:rPr>
+                <w:rFonts w:ascii="Cambria Math" w:hAnsi="Cambria Math" w:cs="Calibri"/>
+                <w:i/>
+              </w:rPr>
+            </m:ctrlPr>
+          </m:accPr>
+          <m:e>
+            <m:r>
+              <m:rPr>
+                <m:nor/>
+              </m:rPr>
+              <w:rPr>
+                <w:rFonts w:ascii="Calibri" w:hAnsi="Calibri" w:cs="Calibri"/>
+              </w:rPr>
+              <m:t>Load</m:t>
+            </m:r>
+          </m:e>
+        </m:acc>
+      </m:oMath>
+      <w:r>
+        <w:rPr>
+          <w:rFonts w:ascii="Calibri" w:eastAsiaTheme="minorEastAsia" w:hAnsi="Calibri" w:cs="Calibri"/>
+        </w:rPr>
+        <w:t xml:space="preserve">. </w:t>
+      </w:r>
+      <w:r>
+        <w:rPr>
+          <w:rFonts w:ascii="Calibri" w:eastAsiaTheme="minorEastAsia" w:hAnsi="Calibri" w:cs="Calibri"/>
+        </w:rPr>
+        <w:t xml:space="preserve">The </w:t>
+      </w:r>
+      <w:r>
+        <w:rPr>
+          <w:rFonts w:ascii="Calibri" w:eastAsiaTheme="minorEastAsia" w:hAnsi="Calibri" w:cs="Calibri"/>
+        </w:rPr>
+        <w:t>3 middle</w:t>
+      </w:r>
+      <w:r>
+        <w:rPr>
+          <w:rFonts w:ascii="Calibri" w:eastAsiaTheme="minorEastAsia" w:hAnsi="Calibri" w:cs="Calibri"/>
+        </w:rPr>
+        <w:t xml:space="preserve"> buttons </w:t>
+      </w:r>
+      <w:r>
+        <w:rPr>
+          <w:rFonts w:ascii="Calibri" w:eastAsiaTheme="minorEastAsia" w:hAnsi="Calibri" w:cs="Calibri"/>
+        </w:rPr>
+        <w:t xml:space="preserve">are used to </w:t>
+      </w:r>
+      <w:proofErr w:type="gramStart"/>
+      <w:r>
+        <w:rPr>
+          <w:rFonts w:ascii="Calibri" w:eastAsiaTheme="minorEastAsia" w:hAnsi="Calibri" w:cs="Calibri"/>
+        </w:rPr>
+        <w:t>increment</w:t>
+      </w:r>
+      <w:proofErr w:type="gramEnd"/>
+      <w:r>
+        <w:rPr>
+          <w:rFonts w:ascii="Calibri" w:eastAsiaTheme="minorEastAsia" w:hAnsi="Calibri" w:cs="Calibri"/>
+        </w:rPr>
+        <w:t xml:space="preserve"> the hours, 10s digit of minutes, and units digit of minutes (from left to right).</w:t>
+      </w:r>
+      <w:r>
+        <w:rPr>
+          <w:rFonts w:ascii="Calibri" w:eastAsiaTheme="minorEastAsia" w:hAnsi="Calibri" w:cs="Calibri"/>
+        </w:rPr>
+        <w:t xml:space="preserve"> A pause switch (bottom right) pauses the clock via </w:t>
+      </w:r>
+      <m:oMath>
+        <m:acc>
+          <m:accPr>
+            <m:chr m:val="̅"/>
+            <m:ctrlPr>
+              <w:rPr>
+                <w:rFonts w:ascii="Cambria Math" w:hAnsi="Cambria Math" w:cs="Calibri"/>
+                <w:i/>
+              </w:rPr>
+            </m:ctrlPr>
+          </m:accPr>
+          <m:e>
+            <m:r>
+              <m:rPr>
+                <m:nor/>
+              </m:rPr>
+              <w:rPr>
+                <w:rFonts w:ascii="Calibri" w:hAnsi="Calibri" w:cs="Calibri"/>
+              </w:rPr>
+              <m:t>ENT</m:t>
+            </m:r>
+          </m:e>
+        </m:acc>
+      </m:oMath>
+      <w:r>
+        <w:rPr>
+          <w:rFonts w:ascii="Calibri" w:eastAsiaTheme="minorEastAsia" w:hAnsi="Calibri" w:cs="Calibri"/>
+        </w:rPr>
+        <w:t>.</w:t>
       </w:r>
     </w:p>
     <w:p>
@@ -1346,61 +1973,23 @@
       </w:pPr>
       <w:r>
         <w:rPr>
-          <w:rFonts w:ascii="Calibri" w:eastAsiaTheme="minorEastAsia" w:hAnsi="Calibri" w:cs="Calibri"/>
-        </w:rPr>
-        <w:t xml:space="preserve">The clock generation portion (middle) </w:t>
-      </w:r>
-      <w:r>
-        <w:rPr>
-          <w:rFonts w:ascii="Calibri" w:eastAsiaTheme="minorEastAsia" w:hAnsi="Calibri" w:cs="Calibri"/>
-        </w:rPr>
-        <w:t>uses the aforementioned clock circuitry (by Scott Wang) to generate a 1Hz clock. The CD4013 CMOS IC, however, cannot drive</w:t>
-      </w:r>
-      <w:r>
-        <w:rPr>
-          <w:rFonts w:ascii="Calibri" w:eastAsiaTheme="minorEastAsia" w:hAnsi="Calibri" w:cs="Calibri"/>
-        </w:rPr>
-        <w:t xml:space="preserve"> the six 74LS162 BCD Decade Counters. A buffer is thus used via the 74LS244 Octal Buffers and Line Drivers w/ 3-state outputs IC (bottom right of middle board).</w:t>
-      </w:r>
-    </w:p>
-    <w:p>
-      <w:pPr>
-        <w:tabs>
-          <w:tab w:val="left" w:pos="6570"/>
-        </w:tabs>
-        <w:rPr>
-          <w:rFonts w:ascii="Calibri" w:eastAsiaTheme="minorEastAsia" w:hAnsi="Calibri" w:cs="Calibri"/>
-        </w:rPr>
-      </w:pPr>
-    </w:p>
-    <w:p>
-      <w:pPr>
-        <w:tabs>
-          <w:tab w:val="left" w:pos="6570"/>
-        </w:tabs>
-        <w:rPr>
-          <w:rFonts w:ascii="Calibri" w:eastAsiaTheme="minorEastAsia" w:hAnsi="Calibri" w:cs="Calibri"/>
-        </w:rPr>
-      </w:pPr>
-      <w:r>
-        <w:rPr>
           <w:noProof/>
         </w:rPr>
         <mc:AlternateContent>
           <mc:Choice Requires="wps">
             <w:drawing>
-              <wp:anchor distT="0" distB="0" distL="114300" distR="114300" simplePos="0" relativeHeight="251660288" behindDoc="0" locked="0" layoutInCell="1" allowOverlap="1" wp14:anchorId="3C4815C1" wp14:editId="48FD24DD">
+              <wp:anchor distT="0" distB="0" distL="114300" distR="114300" simplePos="0" relativeHeight="251664384" behindDoc="0" locked="0" layoutInCell="1" allowOverlap="1" wp14:anchorId="28F5E1FA" wp14:editId="5B524BCB">
                 <wp:simplePos x="0" y="0"/>
                 <wp:positionH relativeFrom="column">
-                  <wp:posOffset>1127760</wp:posOffset>
+                  <wp:posOffset>27305</wp:posOffset>
                 </wp:positionH>
                 <wp:positionV relativeFrom="paragraph">
-                  <wp:posOffset>1905</wp:posOffset>
+                  <wp:posOffset>1099185</wp:posOffset>
                 </wp:positionV>
-                <wp:extent cx="2209800" cy="635"/>
-                <wp:effectExtent l="0" t="0" r="0" b="3810"/>
+                <wp:extent cx="3180080" cy="635"/>
+                <wp:effectExtent l="0" t="0" r="1270" b="3810"/>
                 <wp:wrapSquare wrapText="bothSides"/>
-                <wp:docPr id="1994538288" name="Text Box 1"/>
+                <wp:docPr id="1835288885" name="Text Box 1"/>
                 <wp:cNvGraphicFramePr/>
                 <a:graphic xmlns:a="http://schemas.openxmlformats.org/drawingml/2006/main">
                   <a:graphicData uri="http://schemas.microsoft.com/office/word/2010/wordprocessingShape">
@@ -1409,7 +1998,7 @@
                       <wps:spPr>
                         <a:xfrm>
                           <a:off x="0" y="0"/>
-                          <a:ext cx="2209800" cy="635"/>
+                          <a:ext cx="3180080" cy="635"/>
                         </a:xfrm>
                         <a:prstGeom prst="rect">
                           <a:avLst/>
@@ -1426,6 +2015,7 @@
                           <w:p>
                             <w:pPr>
                               <w:pStyle w:val="Caption"/>
+                              <w:jc w:val="center"/>
                               <w:rPr>
                                 <w:rFonts w:ascii="Calibri" w:hAnsi="Calibri" w:cs="Calibri"/>
                                 <w:noProof/>
@@ -1488,7 +2078,7 @@
                                 <w:sz w:val="20"/>
                                 <w:szCs w:val="20"/>
                               </w:rPr>
-                              <w:t>: Layout of Digital Clock Board(s)</w:t>
+                              <w:t>: Layout of Digital Clock Board</w:t>
                             </w:r>
                           </w:p>
                         </w:txbxContent>
@@ -1510,16 +2100,17 @@
           </mc:Choice>
           <mc:Fallback>
             <w:pict>
-              <v:shapetype w14:anchorId="3C4815C1" id="_x0000_t202" coordsize="21600,21600" o:spt="202" path="m,l,21600r21600,l21600,xe">
+              <v:shapetype w14:anchorId="28F5E1FA" id="_x0000_t202" coordsize="21600,21600" o:spt="202" path="m,l,21600r21600,l21600,xe">
                 <v:stroke joinstyle="miter"/>
                 <v:path gradientshapeok="t" o:connecttype="rect"/>
               </v:shapetype>
-              <v:shape id="Text Box 1" o:spid="_x0000_s1026" type="#_x0000_t202" style="position:absolute;margin-left:88.8pt;margin-top:.15pt;width:174pt;height:.05pt;z-index:251660288;visibility:visible;mso-wrap-style:square;mso-width-percent:0;mso-wrap-distance-left:9pt;mso-wrap-distance-top:0;mso-wrap-distance-right:9pt;mso-wrap-distance-bottom:0;mso-position-horizontal:absolute;mso-position-horizontal-relative:text;mso-position-vertical:absolute;mso-position-vertical-relative:text;mso-width-percent:0;mso-width-relative:margin;v-text-anchor:top" o:gfxdata="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" stroked="f">
+              <v:shape id="Text Box 1" o:spid="_x0000_s1026" type="#_x0000_t202" style="position:absolute;margin-left:2.15pt;margin-top:86.55pt;width:250.4pt;height:.05pt;z-index:251664384;visibility:visible;mso-wrap-style:square;mso-width-percent:0;mso-wrap-distance-left:9pt;mso-wrap-distance-top:0;mso-wrap-distance-right:9pt;mso-wrap-distance-bottom:0;mso-position-horizontal:absolute;mso-position-horizontal-relative:text;mso-position-vertical:absolute;mso-position-vertical-relative:text;mso-width-percent:0;mso-width-relative:margin;v-text-anchor:top" o:gfxdata="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" stroked="f">
                 <v:textbox style="mso-fit-shape-to-text:t" inset="0,0,0,0">
                   <w:txbxContent>
                     <w:p>
                       <w:pPr>
                         <w:pStyle w:val="Caption"/>
+                        <w:jc w:val="center"/>
                         <w:rPr>
                           <w:rFonts w:ascii="Calibri" w:hAnsi="Calibri" w:cs="Calibri"/>
                           <w:noProof/>
@@ -1582,7 +2173,7 @@
                           <w:sz w:val="20"/>
                           <w:szCs w:val="20"/>
                         </w:rPr>
-                        <w:t>: Layout of Digital Clock Board(s)</w:t>
+                        <w:t>: Layout of Digital Clock Board</w:t>
                       </w:r>
                     </w:p>
                   </w:txbxContent>
@@ -1593,6 +2184,12 @@
           </mc:Fallback>
         </mc:AlternateContent>
       </w:r>
+      <w:r>
+        <w:rPr>
+          <w:rFonts w:ascii="Calibri" w:eastAsiaTheme="minorEastAsia" w:hAnsi="Calibri" w:cs="Calibri"/>
+        </w:rPr>
+        <w:t>The clock generation portion (middle) uses the aforementioned clock circuitry (by Scott Wang) to generate a 1Hz clock. The CD4013 CMOS IC, however, cannot drive the six 74LS162 BCD Decade Counters. A buffer is thus used via the 74LS244 Octal Buffers and Line Drivers w/ 3-state outputs IC (bottom right of middle board).</w:t>
+      </w:r>
     </w:p>
     <w:p>
       <w:pPr>
@@ -1603,170 +2200,9 @@
           <w:rFonts w:ascii="Calibri" w:hAnsi="Calibri" w:cs="Calibri"/>
         </w:rPr>
       </w:pPr>
-      <w:r>
-        <w:rPr>
-          <w:rFonts w:ascii="Calibri" w:eastAsiaTheme="minorEastAsia" w:hAnsi="Calibri" w:cs="Calibri"/>
-        </w:rPr>
-        <w:t xml:space="preserve">The </w:t>
-      </w:r>
-      <w:r>
-        <w:rPr>
-          <w:rFonts w:ascii="Calibri" w:eastAsiaTheme="minorEastAsia" w:hAnsi="Calibri" w:cs="Calibri"/>
-        </w:rPr>
-        <w:t xml:space="preserve">logic portion (bottom) implements the </w:t>
-      </w:r>
-      <w:r>
-        <w:rPr>
-          <w:rFonts w:ascii="Calibri" w:eastAsiaTheme="minorEastAsia" w:hAnsi="Calibri" w:cs="Calibri"/>
-        </w:rPr>
-        <w:t xml:space="preserve">logic circuitry seen in the simulation using the </w:t>
-      </w:r>
-      <w:r>
-        <w:rPr>
-          <w:rFonts w:ascii="Calibri" w:eastAsiaTheme="minorEastAsia" w:hAnsi="Calibri" w:cs="Calibri"/>
-        </w:rPr>
-        <w:t>74LS00</w:t>
-      </w:r>
-      <w:r>
-        <w:rPr>
-          <w:rFonts w:ascii="Calibri" w:eastAsiaTheme="minorEastAsia" w:hAnsi="Calibri" w:cs="Calibri"/>
-        </w:rPr>
-        <w:t xml:space="preserve"> Quad 2-Input NAND</w:t>
-      </w:r>
-      <w:r>
-        <w:rPr>
-          <w:rFonts w:ascii="Calibri" w:eastAsiaTheme="minorEastAsia" w:hAnsi="Calibri" w:cs="Calibri"/>
-        </w:rPr>
-        <w:t>, 74LS08</w:t>
-      </w:r>
-      <w:r>
-        <w:rPr>
-          <w:rFonts w:ascii="Calibri" w:eastAsiaTheme="minorEastAsia" w:hAnsi="Calibri" w:cs="Calibri"/>
-        </w:rPr>
-        <w:t xml:space="preserve"> Quad 2-Input AND</w:t>
-      </w:r>
-      <w:r>
-        <w:rPr>
-          <w:rFonts w:ascii="Calibri" w:eastAsiaTheme="minorEastAsia" w:hAnsi="Calibri" w:cs="Calibri"/>
-        </w:rPr>
-        <w:t>, 74LS21</w:t>
-      </w:r>
-      <w:r>
-        <w:rPr>
-          <w:rFonts w:ascii="Calibri" w:eastAsiaTheme="minorEastAsia" w:hAnsi="Calibri" w:cs="Calibri"/>
-        </w:rPr>
-        <w:t xml:space="preserve"> Dual 4-Input AND</w:t>
-      </w:r>
-      <w:r>
-        <w:rPr>
-          <w:rFonts w:ascii="Calibri" w:eastAsiaTheme="minorEastAsia" w:hAnsi="Calibri" w:cs="Calibri"/>
-        </w:rPr>
-        <w:t>, and 74LS32</w:t>
-      </w:r>
-      <w:r>
-        <w:rPr>
-          <w:rFonts w:ascii="Calibri" w:eastAsiaTheme="minorEastAsia" w:hAnsi="Calibri" w:cs="Calibri"/>
-        </w:rPr>
-        <w:t xml:space="preserve"> </w:t>
-      </w:r>
-      <w:r>
-        <w:rPr>
-          <w:rFonts w:ascii="Calibri" w:eastAsiaTheme="minorEastAsia" w:hAnsi="Calibri" w:cs="Calibri"/>
-        </w:rPr>
-        <w:t>Quad 2-Input OR</w:t>
-      </w:r>
-      <w:r>
-        <w:rPr>
-          <w:rFonts w:ascii="Calibri" w:eastAsiaTheme="minorEastAsia" w:hAnsi="Calibri" w:cs="Calibri"/>
-        </w:rPr>
-        <w:t xml:space="preserve"> </w:t>
-      </w:r>
-      <w:r>
-        <w:rPr>
-          <w:rFonts w:ascii="Calibri" w:eastAsiaTheme="minorEastAsia" w:hAnsi="Calibri" w:cs="Calibri"/>
-        </w:rPr>
-        <w:t>Gates</w:t>
-      </w:r>
-      <w:r>
-        <w:rPr>
-          <w:rFonts w:ascii="Calibri" w:eastAsiaTheme="minorEastAsia" w:hAnsi="Calibri" w:cs="Calibri"/>
-        </w:rPr>
-        <w:t>.</w:t>
-      </w:r>
-      <w:r>
-        <w:rPr>
-          <w:rFonts w:ascii="Calibri" w:eastAsiaTheme="minorEastAsia" w:hAnsi="Calibri" w:cs="Calibri"/>
-        </w:rPr>
-        <w:t xml:space="preserve"> Not shown above are the incrementing buttons and </w:t>
-      </w:r>
-      <m:oMath>
-        <m:acc>
-          <m:accPr>
-            <m:chr m:val="̅"/>
-            <m:ctrlPr>
-              <w:rPr>
-                <w:rFonts w:ascii="Cambria Math" w:hAnsi="Cambria Math" w:cs="Calibri"/>
-                <w:i/>
-              </w:rPr>
-            </m:ctrlPr>
-          </m:accPr>
-          <m:e>
-            <m:r>
-              <m:rPr>
-                <m:nor/>
-              </m:rPr>
-              <w:rPr>
-                <w:rFonts w:ascii="Calibri" w:hAnsi="Calibri" w:cs="Calibri"/>
-              </w:rPr>
-              <m:t>Load</m:t>
-            </m:r>
-          </m:e>
-        </m:acc>
-      </m:oMath>
-      <w:r>
-        <w:rPr>
-          <w:rFonts w:ascii="Calibri" w:eastAsiaTheme="minorEastAsia" w:hAnsi="Calibri" w:cs="Calibri"/>
-        </w:rPr>
-        <w:t xml:space="preserve"> and </w:t>
-      </w:r>
-      <m:oMath>
-        <m:acc>
-          <m:accPr>
-            <m:chr m:val="̅"/>
-            <m:ctrlPr>
-              <w:rPr>
-                <w:rFonts w:ascii="Cambria Math" w:hAnsi="Cambria Math" w:cs="Calibri"/>
-                <w:i/>
-              </w:rPr>
-            </m:ctrlPr>
-          </m:accPr>
-          <m:e>
-            <m:r>
-              <m:rPr>
-                <m:nor/>
-              </m:rPr>
-              <w:rPr>
-                <w:rFonts w:ascii="Calibri" w:hAnsi="Calibri" w:cs="Calibri"/>
-              </w:rPr>
-              <m:t>Clear</m:t>
-            </m:r>
-          </m:e>
-        </m:acc>
-      </m:oMath>
-      <w:r>
-        <w:rPr>
-          <w:rFonts w:ascii="Calibri" w:eastAsiaTheme="minorEastAsia" w:hAnsi="Calibri" w:cs="Calibri"/>
-        </w:rPr>
-        <w:t xml:space="preserve"> switches</w:t>
-      </w:r>
-      <w:r>
-        <w:rPr>
-          <w:rFonts w:ascii="Calibri" w:eastAsiaTheme="minorEastAsia" w:hAnsi="Calibri" w:cs="Calibri"/>
-        </w:rPr>
-        <w:t>, along with the debouncing circuits that accompany them.</w:t>
-      </w:r>
     </w:p>
     <w:sectPr>
+      <w:type w:val="continuous"/>
       <w:pgSz w:w="12240" w:h="15840"/>
       <w:pgMar w:top="720" w:right="720" w:bottom="720" w:left="720" w:header="720" w:footer="720" w:gutter="0"/>
       <w:cols w:space="720"/>
@@ -3240,6 +3676,16 @@
       </w:tcPr>
     </w:tblStylePr>
   </w:style>
+  <w:style w:type="paragraph" w:styleId="Revision">
+    <w:name w:val="Revision"/>
+    <w:hidden/>
+    <w:uiPriority w:val="99"/>
+    <w:semiHidden/>
+    <w:rsid w:val="00F375E6"/>
+    <w:pPr>
+      <w:spacing w:after="0" w:line="240" w:lineRule="auto"/>
+    </w:pPr>
+  </w:style>
 </w:styles>
 </file>
 
